--- a/fra/docx/05.content.docx
+++ b/fra/docx/05.content.docx
@@ -136,13 +136,6 @@
         <w:rPr>
           <w:lang w:val="fr_FR" w:bidi="fr_FR"/>
         </w:rPr>
-      </w:r>
-      <w:r>
-        <w:rPr>
-          <w:i/>
-          <w:lang w:val="fr_FR" w:bidi="fr_FR"/>
-        </w:rPr>
-        <w:t>Deutéronome 1.1, Deutéronome 1.3, Deutéronome 1.8, Deutéronome 1.9–10, Deutéronome 1.12–13, Deutéronome 1.16, Deutéronome 1.19, Deutéronome 1.22, Deutéronome 1.23, Deutéronome 1.25, Deutéronome 1.27, Deutéronome 1.28, Deutéronome 1.29–31, Deutéronome 1.34–35, Deutéronome 1.38, Deutéronome 1.39, Deutéronome 1.43–44, Deutéronome 2.1, Deutéronome 2.4–5, Deutéronome 2.6, Deutéronome 2.9, Deutéronome 2.14, Deutéronome 2.16, Deutéronome 2.19, Deutéronome 2.25, Deutéronome 2.26–27, Deutéronome 2.28–29, Deutéronome 2.32–33, Deutéronome 2.34, Deutéronome 3.1, Deutéronome 3.3–4, Deutéronome 3.7, Deutéronome 3.12–13, Deutéronome 3.18, Deutéronome 3.20, Deutéronome 3.22, Deutéronome 3.25, Deutéronome 3.26, Deutéronome 3.27, Deutéronome 3.28–29, Deutéronome 4.1, Deutéronome 4.2, Deutéronome 4.4, Deutéronome 4.6, Deutéronome 4.9–10, Deutéronome 4.11–12, Deutéronome 4.13, Deutéronome 4.15–18, Deutéronome 4.19, Deutéronome 4.20, Deutéronome 4.21–22, Deutéronome 4.24, Deutéronome 4.26, Deutéronome 4.27–28, Deutéronome 4.29, Deutéronome 4.30, Deutéronome 4.34, Deutéronome 4.35–36, Deutéronome 4.37–38, Deutéronome 4.41–42, Deutéronome 4.44–45, Deutéronome 4.48–49, Deutéronome 5.2–3, Deutéronome 5.4–5, Deutéronome 5.6, Deutéronome 5.8, Deutéronome 5.9, Deutéronome 5.10, Deutéronome 5.11, Deutéronome 5.12–14, Deutéronome 5.15, Deutéronome 5.16, Deutéronome 5.17–20, Deutéronome 5.22, Deutéronome 5.25, Deutéronome 5.27, Deutéronome 5.28, Deutéronome 5.33, Deutéronome 6.2, Deutéronome 6.3, Deutéronome 6.5, Deutéronome 6.6–7, Deutéronome 6.10–12, Deutéronome 6.15, Deutéronome 6.16, Deutéronome 6.20–23, Deutéronome 6.24, Deutéronome 7.2, Deutéronome 7.2–3, Deutéronome 7.5, Deutéronome 7.8, Deutéronome 7.9, Deutéronome 7.12–13, Deutéronome 7.17–19, Deutéronome 7.20, Deutéronome 7.21–22, Deutéronome 7.23, Deutéronome 7.25–26, Deutéronome 8.2, Deutéronome 8.3, Deutéronome 8.4, Deutéronome 8.5, Deutéronome 8.7–8, Deutéronome 8.10, Deutéronome 8.11, Deutéronome 8.13–14, Deutéronome 8.15–16, Deutéronome 8.19–20, Deutéronome 9.1, Deutéronome 9.3, Deutéronome 9.4, Deutéronome 9.5, Deutéronome 9.7–8, Deutéronome 9.9, Deutéronome 9.12, Deutéronome 9.13–14, Deutéronome 9.15–16, Deutéronome 9.17–18, Deutéronome 9.19–20, Deutéronome 9.21, Deutéronome 9.22–24, Deutéronome 9.25–26, Deutéronome 9.27–28, Deutéronome 10.2, Deutéronome 10.4, Deutéronome 10.5, Deutéronome 10.6, Deutéronome 10.8, Deutéronome 10.10, Deutéronome 10.12–13, Deutéronome 10.16, Deutéronome 10.19, Deutéronome 10.22, Deutéronome 11.1, Deutéronome 11.2, Deutéronome 11.4, Deutéronome 11.7, Deutéronome 11.8–9, Deutéronome 11.11, Deutéronome 11.14, Deutéronome 11.17, Deutéronome 11.19, Deutéronome 11.21, Deutéronome 11.22–23, Deutéronome 11.25, Deutéronome 11.26, Deutéronome 11.31, Deutéronome 12.2, Deutéronome 12.3, Deutéronome 12.5, Deutéronome 12.8, Deutéronome 12.10, Deutéronome 12.15, Deutéronome 12.16, Deutéronome 12.17, Deutéronome 12.18, Deutéronome 12.19, Deutéronome 12.20, Deutéronome 12.21, Deutéronome 12.23–24, Deutéronome 12.26, Deutéronome 12.27, Deutéronome 12.28, Deutéronome 12.30, Deutéronome 12.31, Deutéronome 13.3, Deutéronome 13.5, Deutéronome 13.9, Deutéronome 13.10, Deutéronome 13.14, Deutéronome 13.15, Deutéronome 13.17, Deutéronome 14.1, Deutéronome 14.6, Deutéronome 14.8, Deutéronome 14.9, Deutéronome 14.19, Deutéronome 14.21, Deutéronome 14.21 (#2), Deutéronome 14.22, Deutéronome 14.23, Deutéronome 14.24–25, Deutéronome 14.27, Deutéronome 14.28–29, Deutéronome 15.1, Deutéronome 15.2, Deutéronome 15.3, Deutéronome 15.4, Deutéronome 15.6, Deutéronome 15.7, Deutéronome 15.9, Deutéronome 15.10, Deutéronome 15.11, Deutéronome 15.14, Deutéronome 15.15, Deutéronome 15.16–17, Deutéronome 15.18, Deutéronome 15.19–20, Deutéronome 15.21, Deutéronome 15.23, Deutéronome 16.1, Deutéronome 16.2, Deutéronome 16.3–4, Deutéronome 16.4, Deutéronome 16.6, Deutéronome 16.6 (#2), Deutéronome 16.8, Deutéronome 16.8 (#2), Deutéronome 16.9–10, Deutéronome 16.10, Deutéronome 16.12, Deutéronome 16.13, Deutéronome 16.16, Deutéronome 16.17, Deutéronome 16.18, Deutéronome 16.19, Deutéronome 16.20, Deutéronome 16.21–22, Deutéronome 17.1, Deutéronome 17.4, Deutéronome 17.5, Deutéronome 17.6, Deutéronome 17.7, Deutéronome 17.7 (#2), Deutéronome 17.9, Deutéronome 17.12, Deutéronome 17.15, Deutéronome 17.16, Deutéronome 17.17, Deutéronome 17.18–19, Deutéronome 17.20, Deutéronome 18.1–2, Deutéronome 18.3–4, Deutéronome 18.5, Deutéronome 18.6–7, Deutéronome 18.9–11, Deutéronome 18.12–14, Deutéronome 18.15, Deutéronome 18.20, Deutéronome 18.22, Deutéronome 19.1–3, Deutéronome 19.4–5, Deutéronome 19.6–7, Deutéronome 19.8–9, Deutéronome 19.11–13, Deutéronome 19.15, Deutéronome 19.17–18, Deutéronome 19.19, Deutéronome 20.1, Deutéronome 20.2–4, Deutéronome 20.5, Deutéronome 20.7, Deutéronome 20.10–11, Deutéronome 20.12–13, Deutéronome 20.16–18, Deutéronome 20.19–20, Deutéronome 21.1–2, Deutéronome 21.5, Deutéronome 21.6–7, Deutéronome 21.10, Deutéronome 21.11–12, Deutéronome 21.13, Deutéronome 21.14, Deutéronome 21.15–17, Deutéronome 21.18, Deutéronome 21.20, Deutéronome 21.21, Deutéronome 21.22–23, Deutéronome 22.2, Deutéronome 22.4, Deutéronome 22.5, Deutéronome 22.6–7, Deutéronome 22.8, Deutéronome 22.9, Deutéronome 22.12, Deutéronome 22.18–19, Deutéronome 22.20–21, Deutéronome 22.22, Deutéronome 22.23–24, Deutéronome 22.25–27, Deutéronome 22.28–29, Deutéronome 22.30, Deutéronome 23.1–2, Deutéronome 23.3–4, Deutéronome 23.5, Deutéronome 23.7–8, Deutéronome 23.9–11, Deutéronome 23.12–14, Deutéronome 23.15–16, Deutéronome 23.17–18, Deutéronome 23.19–20, Deutéronome 23.21–23, Deutéronome 23.24–25, Deutéronome 24.1–2, Deutéronome 24.3–4, Deutéronome 24.5, Deutéronome 24.6, Deutéronome 24.7, Deutéronome 24.8–9, Deutéronome 24.10–11, Deutéronome 24.12–13, Deutéronome 24.14–15, Deutéronome 24.16, Deutéronome 24.17–18, Deutéronome 24.19–20, Deutéronome 25.1, Deutéronome 25.3, Deutéronome 25.5–6, Deutéronome 25.9–10, Deutéronome 25.11–12, Deutéronome 25.15–16, Deutéronome 25.17–19, Deutéronome 26.1–2, Deutéronome 26.3, Deutéronome 26.5, Deutéronome 26.6, Deutéronome 26.8–9, Deutéronome 26.10–11, Deutéronome 26.12, Deutéronome 26.15, Deutéronome 26.16, Deutéronome 26.17, Deutéronome 26.18–19, Deutéronome 27.1, Deutéronome 27.4, Deutéronome 27.5, Deutéronome 27.8, Deutéronome 27.9–10, Deutéronome 27.11–12, Deutéronome 27.13, Deutéronome 27.15, Deutéronome 27.20, Deutéronome 27.24–25, Deutéronome 27.26, Deutéronome 28.1–2, Deutéronome 28.7, Deutéronome 28.9, Deutéronome 28.12, Deutéronome 28.15, Deutéronome 28.23, Deutéronome 28.25, Deutéronome 28.27–28, Deutéronome 28.30, Deutéronome 28.32, Deutéronome 28.37, Deutéronome 28.38–39, Deutéronome 28.43–44, Deutéronome 28.45–46, Deutéronome 28.47–48, Deutéronome 28.49–51, Deutéronome 28.54–55, Deutéronome 28.56–57, Deutéronome 28.59, Deutéronome 28.62, Deutéronome 28.65, Deutéronome 29.1, Deutéronome 29.1 (#2), Deutéronome 29.2, Deutéronome 29.4, Deutéronome 29.5–6, Deutéronome 29.9, Deutéronome 29.10–11, Deutéronome 29.12, Deutéronome 29.13, Deutéronome 29.14–15, Deutéronome 29.16, Deutéronome 29.17–18, Deutéronome 29.19, Deutéronome 29.20, Deutéronome 29.22, Deutéronome 29.24, Deutéronome 29.25–26, Deutéronome 29.27, Deutéronome 29.28, Deutéronome 29.29, Deutéronome 29.29 (#2), Deutéronome 30.2–3, Deutéronome 30.4, Deutéronome 30.5, Deutéronome 30.6, Deutéronome 30.7, Deutéronome 30.8, Deutéronome 30.9, Deutéronome 30.10, Deutéronome 30.11, Deutéronome 30.14, Deutéronome 30.15, Deutéronome 30.16, Deutéronome 30.17–18, Deutéronome 30.19, Deutéronome 30.20, Deutéronome 31.1–2, Deutéronome 31.2–3, Deutéronome 31.3, Deutéronome 31.4, Deutéronome 31.5, Deutéronome 31.6, Deutéronome 31.7, Deutéronome 31.8, Deutéronome 31.9, Deutéronome 31.10–11, Deutéronome 31.12–13, Deutéronome 31.13, Deutéronome 31.14, Deutéronome 31.14–15, Deutéronome 31.16, Deutéronome 31.17, Deutéronome 31.17–18, Deutéronome 31.19, Deutéronome 31.20, Deutéronome 31.21, Deutéronome 31.21 (#2), Deutéronome 31.22, Deutéronome 31.23, Deutéronome 31.23 (#2), Deutéronome 31.24–25, Deutéronome 31.25–26, Deutéronome 31.27, Deutéronome 31.28, Deutéronome 31.29, Deutéronome 31.29 (#2), Deutéronome 31.29 (#3), Deutéronome 31.30, Deutéronome 32.1, Deutéronome 32.2, Deutéronome 32.3, Deutéronome 32.4, Deutéronome 32.4 (#2), Deutéronome 32.5–6, Deutéronome 32.6, Deutéronome 32.7, Deutéronome 32.8, Deutéronome 32.9, Deutéronome 32.10, Deutéronome 32.10 (#2), Deutéronome 32.11, Deutéronome 32.12, Deutéronome 32.15–16, Deutéronome 32.17–18, Deutéronome 32.19–20, Deutéronome 32.21, Deutéronome 32.23, Deutéronome 32.27, Deutéronome 32.28, Deutéronome 32.29, Deutéronome 32.30–31, Deutéronome 32.33, Deutéronome 32.33–34, Deutéronome 32.34, Deutéronome 32.35, Deutéronome 32.35 (#2), Deutéronome 32.36, Deutéronome 32.37–38, Deutéronome 32.39, Deutéronome 32.40, Deutéronome 32.41, Deutéronome 32.42, Deutéronome 32.43, Deutéronome 32.43 (#2), Deutéronome 32.44, Deutéronome 32.46, Deutéronome 32.48–49, Deutéronome 32.50, Deutéronome 32.50–51, Deutéronome 32.52, Deutéronome 33.1, Deutéronome 33.2, Deutéronome 33.3, Deutéronome 33.3 (#2), Deutéronome 33.4, Deutéronome 33.5, Deutéronome 33.6, Deutéronome 33.7, Deutéronome 33.8, Deutéronome 33.10–11, Deutéronome 33.12, Deutéronome 33.16, Deutéronome 33.17, Deutéronome 33.18–19, Deutéronome 33.20, Deutéronome 33.21, Deutéronome 33.22, Deutéronome 33.23, Deutéronome 33.24–25, Deutéronome 33.27, Deutéronome 33.28, Deutéronome 33.29, Deutéronome 34.1–3, Deutéronome 34.4, Deutéronome 34.6, Deutéronome 34.7, Deutéronome 34.8, Deutéronome 34.9, Deutéronome 34.10, Deutéronome 34.10–12</w:t>
       </w:r>
       <w:r>
         <w:rPr>

--- a/fra/docx/05.content.docx
+++ b/fra/docx/05.content.docx
@@ -123,19 +123,6 @@
           <w:lang w:val="fr_FR" w:bidi="fr_FR"/>
         </w:rPr>
         <w:t>DEU</w:t>
-      </w:r>
-      <w:r>
-        <w:rPr>
-          <w:lang w:val="fr_FR" w:bidi="fr_FR"/>
-        </w:rPr>
-      </w:r>
-    </w:p>
-    <w:p>
-      <w:pPr/>
-      <w:r>
-        <w:rPr>
-          <w:lang w:val="fr_FR" w:bidi="fr_FR"/>
-        </w:rPr>
       </w:r>
       <w:r>
         <w:rPr>

--- a/fra/docx/05.content.docx
+++ b/fra/docx/05.content.docx
@@ -19,7 +19,7 @@
         <w:rPr>
           <w:lang w:val="fr_FR" w:bidi="fr_FR"/>
         </w:rPr>
-        <w:t>Resource: Questions de Traduction (unfoldingWord)</w:t>
+        <w:t>Resource: unfoldingWord® Translation Questions</w:t>
       </w:r>
       <w:r>
         <w:rPr>
@@ -85,7 +85,7 @@
         <w:rPr>
           <w:lang w:val="fr_FR" w:bidi="fr_FR"/>
         </w:rPr>
-        <w:t>Questions de Traduction (unfoldingWord)</w:t>
+        <w:t>unfoldingWord® Translation Questions</w:t>
       </w:r>
     </w:p>
     <w:p>
